--- a/Seminario de Sistemas/Kit docente/Clase 13/Guion Docente Clase 13 - Diseño de interfaces.docx
+++ b/Seminario de Sistemas/Kit docente/Clase 13/Guion Docente Clase 13 - Diseño de interfaces.docx
@@ -192,13 +192,16 @@
       </w:r>
     </w:p>
     <w:p>
+      <w:pPr>
+        <w:spacing w:before="200" w:after="60"/>
+      </w:pPr>
       <w:r>
         <w:rPr>
-          <w:b w:val="0"/>
-          <w:color w:val="4A4A49"/>
-          <w:sz w:val="22"/>
+          <w:b/>
+          <w:color w:val="1A1C1D"/>
+          <w:sz w:val="32"/>
         </w:rPr>
-        <w:t>Un wireframe, un mockup y un prototipo no son tres nombres elegantes para lo mismo: son tres momentos distintos del diseño y cada uno responde una pregunta diferente. El wireframe es el esqueleto en gris, cajas, lineas y etiquetas, sin colores ni logos, y responde a la pregunta que informacion va en esta pantalla y en que orden la va a leer la persona. El mockup ya es la foto fija de como se vera: tipografia, color, iconos, el logo de la clinica Huellitas, los espacios reales entre elementos; responde a la pregunta como se ve. El prototipo es el mockup con clic, es decir uno oprime Guardar y la herramienta lo lleva a otra pantalla; responde a la pregunta como se siente usarlo. En VetCare esto se traduce asi: el wireframe de Registrar mascota se hace en diez minutos en Excalidraw y solo dice que arriba va la busqueda del dueño, en el centro los datos de la mascota y abajo el boton Guardar; el mockup de esa misma pantalla ya usa el verde de la clinica y una tipografia grande porque la recepcionista tiene el monitor lejos; y el prototipo permite que el docente, en la sustentacion, oprima Guardar y aterrice en la ficha del paciente recien creado. La razon de hacerlo en ese orden es puramente economica: mover una caja en un wireframe cuesta treinta segundos, mover esa misma caja cuando ya esta programada en Programacion II cuesta dos sesiones de trabajo. Diseñar es equivocarse barato.</w:t>
+        <w:t>Apoyo por diapositiva</w:t>
       </w:r>
     </w:p>
     <w:p>
@@ -208,47 +211,203 @@
           <w:color w:val="4A4A49"/>
           <w:sz w:val="22"/>
         </w:rPr>
-        <w:t>Los principios de usabilidad no son gusto ni estetica, son reglas observables que se pueden verificar sobre el papel. Visibilidad del estado del sistema significa que la persona siempre sepa que esta pasando: si la recepcionista oprime Guardar y la pantalla no dice nada, ella va a oprimir Guardar otra vez y VetCare va a terminar con la mascota registrada dos veces; por eso el diseño debe incluir el mensaje concreto Ficha guardada, codigo M-0421, y el boton debe quedar deshabilitado mientras se guarda. Prevencion de errores significa que es mejor impedir el error que ponerle un mensaje bonito despues: la fecha de nacimiento se escoge en un calendario y no se teclea, la especie se elige de una lista cerrada con Canino, Felino y Otro, y el sistema pide confirmacion antes de eliminar una historia clinica. Consistencia significa que la misma accion se llame igual y viva en el mismo lugar en todas las pantallas: si en Registrar mascota el boton principal se llama Guardar y esta abajo a la derecha, en Registrar dueño no puede llamarse Aceptar ni estar arriba a la izquierda. Reconocer antes que recordar significa que la persona escoja de una lista en vez de acordarse de un codigo: la recepcionista no tiene por que memorizar que el codigo de raza mestiza es 07, se lo mostramos. Cada uno de estos cuatro principios se puede auditar sobre un wireframe impreso, sin una sola linea de codigo, y esa auditoria es exactamente lo que se evalua en esta asignatura.</w:t>
+        <w:t xml:space="preserve">Todo lo que hay que decir </w:t>
       </w:r>
-    </w:p>
-    <w:p>
+      <w:r>
+        <w:rPr>
+          <w:b/>
+          <w:color w:val="4A4A49"/>
+          <w:sz w:val="22"/>
+        </w:rPr>
+        <w:t>esta proyectado</w:t>
+      </w:r>
       <w:r>
         <w:rPr>
           <w:b w:val="0"/>
           <w:color w:val="4A4A49"/>
           <w:sz w:val="22"/>
         </w:rPr>
-        <w:t>Una pantalla suelta no sirve para nada; lo que se diseña es un flujo de tarea completo, es decir el recorrido que hace una persona real desde que tiene una intencion hasta que la cumple. El flujo tiene un camino feliz y tiene caminos alternos, y los caminos alternos son donde se cae el diseño de los principiantes. En VetCare el camino feliz de registrar una mascota es: llega el dueño, la recepcionista lo busca, lo encuentra, registra la mascota y el sistema devuelve el codigo. Pero los caminos alternos son igual de reales: el dueño no esta registrado y hay que crearlo sin perder lo que ya se habia escrito de la mascota; la mascota ya existe porque otro turno la registro ayer y hay que avisarlo en vez de duplicarla; el dueño no trae documento y hay que permitir el registro con telefono como identificador temporal. En Buscar expediente pasa lo mismo: el camino feliz es buscar por documento del dueño y encontrar una sola ficha, pero hay que diseñar que ocurre cuando la busqueda por nombre devuelve doce mascotas llamadas Firulais, y ahi la respuesta de diseño es mostrar en la lista de resultados la especie, la edad y el nombre del dueño para poder desambiguar de un vistazo. Un flujo que solo dibuja el camino feliz no es un diseño, es una postal.</w:t>
+        <w:t>. Esta seccion dice que subrayar en cada lamina, no repite su contenido.</w:t>
       </w:r>
     </w:p>
     <w:p>
+      <w:r>
+        <w:rPr>
+          <w:b/>
+          <w:color w:val="4A4A49"/>
+          <w:sz w:val="22"/>
+        </w:rPr>
+        <w:t>Un wireframe, un mockup y un prototipo no son tres nombres elegantes... (1/2)</w:t>
+      </w:r>
       <w:r>
         <w:rPr>
           <w:b w:val="0"/>
           <w:color w:val="4A4A49"/>
           <w:sz w:val="22"/>
         </w:rPr>
-        <w:t>La interfaz no se inventa: se deriva de los artefactos que el equipo ya construyo en las clases anteriores. Cada pantalla debe poder señalar el requisito funcional que la origina, cada campo debe existir en el diccionario de datos con su tipo y su longitud, y cada boton debe corresponder a una operacion que aparece en el diagrama de casos de uso o en el de secuencia. Por eso los wireframes se entregan anotados: se ponen numeritos sobre el dibujo y al lado una tabla que dice, por ejemplo, el numero uno es el campo Nombre de la mascota que sale del atributo Mascota.nombre, texto de sesenta caracteres, obligatorio, exigido por RF-03; el numero cuatro es el mensaje de confirmacion que cumple el RNF-02 de respuesta menor a tres segundos. Esa anotacion tiene un efecto secundario muy util: si aparece un campo en la pantalla que no esta en el diccionario de datos, entonces o falta un requisito o sobra el campo, y ambas cosas hay que resolverlas hoy y no cuando el compañero de Programacion II ya escribio la tabla. La trazabilidad no es burocracia, es el mecanismo que hace que los planos y la casa coincidan.</w:t>
+        <w:t xml:space="preserve"> — 5 vinetas.</w:t>
       </w:r>
     </w:p>
     <w:p>
+      <w:r>
+        <w:rPr>
+          <w:b/>
+          <w:color w:val="4A4A49"/>
+          <w:sz w:val="22"/>
+        </w:rPr>
+        <w:t>Un wireframe, un mockup y un prototipo no son tres nombres elegantes... (2/2)</w:t>
+      </w:r>
       <w:r>
         <w:rPr>
           <w:b w:val="0"/>
           <w:color w:val="4A4A49"/>
           <w:sz w:val="22"/>
         </w:rPr>
-        <w:t>Una interfaz se puede evaluar sin programarla, y esa es una de las habilidades mas valiosas que se lleva un analista. El metodo mas barato es el recorrido cognitivo: se toma una tarea concreta, por ejemplo registrar la mascota Luna de la señora Perez, y una persona que no participo en el diseño intenta hacerla sobre el prototipo sin que nadie le explique nada, mientras usted cuenta cuantos clics necesito, donde dudo y donde se equivoco. La variante de bolsillo es la prueba de pasillo: se le pide a tres compañeros de otro grupo que lo intenten y se anota, sin defenderse ni explicar. Para VetCare hay que evaluar pensando en la usuaria real, que es la recepcionista de Huellitas: no es experta en computadores, escribe lento, contesta el telefono mientras registra y tiene un perro ladrando al lado. Eso obliga a decisiones de diseño concretas: letra grande, pocos campos obligatorios, nada de scroll interminable, tolerancia a la interrupcion para que si la llaman y vuelve en tres minutos no haya perdido lo escrito, y mensajes en lenguaje de clinica y no de sistemas, es decir Esta mascota ya tiene ficha en la clinica y no Violacion de restriccion de unicidad.</w:t>
+        <w:t xml:space="preserve"> — 3 vinetas.</w:t>
       </w:r>
     </w:p>
     <w:p>
+      <w:r>
+        <w:rPr>
+          <w:b/>
+          <w:color w:val="4A4A49"/>
+          <w:sz w:val="22"/>
+        </w:rPr>
+        <w:t>Los principios de usabilidad no son gusto ni estetica, son reglas... (1/2)</w:t>
+      </w:r>
       <w:r>
         <w:rPr>
           <w:b w:val="0"/>
           <w:color w:val="4A4A49"/>
           <w:sz w:val="22"/>
         </w:rPr>
-        <w:t>Error tipico del docente que no domina el tema: creer que diseñar interfaces es escoger colores y decir que quede bonito, y por lo tanto calificar el mockup mas vistoso. Eso produce tres daños. Primero, se premian pantallas lindas que no se pueden usar: fondos oscuros con letra delgada que la recepcionista no alcanza a leer, iconos sin texto que nadie entiende, animaciones que estorban. Segundo, se acepta un conjunto de pantallas sueltas sin flujo, sin caminos alternos y sin un solo mensaje de error diseñado, lo cual garantiza que en Programacion II el equipo va a improvisar la mitad del comportamiento. Tercero, se pierde la trazabilidad: aparecen campos que nadie pidio, como el correo de la mascota o el numero de chip cuando el diccionario de datos ni lo contempla, y desaparecen campos obligatorios del requisito. El antidoto es sencillo y verificable: exigir siempre wireframe antes que mockup, exigir anotaciones que citen el RF y el atributo del diccionario, exigir al menos dos caminos alternos por flujo y hacer la prueba de pasillo en clase con un otro compañero. Si el docente no se siente seguro juzgando estetica, no importa; lo que debe evaluar es si la tarea se completa sin ayuda y si cada elemento dibujado tiene un requisito que lo respalde.</w:t>
+        <w:t xml:space="preserve"> — 5 vinetas.</w:t>
+      </w:r>
+    </w:p>
+    <w:p>
+      <w:r>
+        <w:rPr>
+          <w:b/>
+          <w:color w:val="4A4A49"/>
+          <w:sz w:val="22"/>
+        </w:rPr>
+        <w:t>Los principios de usabilidad no son gusto ni estetica, son reglas... (2/2)</w:t>
+      </w:r>
+      <w:r>
+        <w:rPr>
+          <w:b w:val="0"/>
+          <w:color w:val="4A4A49"/>
+          <w:sz w:val="22"/>
+        </w:rPr>
+        <w:t xml:space="preserve"> — 4 vinetas.</w:t>
+      </w:r>
+    </w:p>
+    <w:p>
+      <w:r>
+        <w:rPr>
+          <w:b/>
+          <w:color w:val="4A4A49"/>
+          <w:sz w:val="22"/>
+        </w:rPr>
+        <w:t>Una pantalla suelta no sirve para nada; lo que se diseña es un flujo de... (1/2)</w:t>
+      </w:r>
+      <w:r>
+        <w:rPr>
+          <w:b w:val="0"/>
+          <w:color w:val="4A4A49"/>
+          <w:sz w:val="22"/>
+        </w:rPr>
+        <w:t xml:space="preserve"> — 5 vinetas.</w:t>
+      </w:r>
+    </w:p>
+    <w:p>
+      <w:r>
+        <w:rPr>
+          <w:b/>
+          <w:color w:val="4A4A49"/>
+          <w:sz w:val="22"/>
+        </w:rPr>
+        <w:t>Una pantalla suelta no sirve para nada; lo que se diseña es un flujo de... (2/2)</w:t>
+      </w:r>
+      <w:r>
+        <w:rPr>
+          <w:b w:val="0"/>
+          <w:color w:val="4A4A49"/>
+          <w:sz w:val="22"/>
+        </w:rPr>
+        <w:t xml:space="preserve"> — 3 vinetas.</w:t>
+      </w:r>
+    </w:p>
+    <w:p>
+      <w:r>
+        <w:rPr>
+          <w:b/>
+          <w:color w:val="4A4A49"/>
+          <w:sz w:val="22"/>
+        </w:rPr>
+        <w:t>La interfaz no se inventa: se deriva de los artefactos que el equipo ya... (1/2)</w:t>
+      </w:r>
+      <w:r>
+        <w:rPr>
+          <w:b w:val="0"/>
+          <w:color w:val="4A4A49"/>
+          <w:sz w:val="22"/>
+        </w:rPr>
+        <w:t xml:space="preserve"> — 5 vinetas.</w:t>
+      </w:r>
+    </w:p>
+    <w:p>
+      <w:r>
+        <w:rPr>
+          <w:b/>
+          <w:color w:val="4A4A49"/>
+          <w:sz w:val="22"/>
+        </w:rPr>
+        <w:t>La interfaz no se inventa: se deriva de los artefactos que el equipo ya... (2/2)</w:t>
+      </w:r>
+      <w:r>
+        <w:rPr>
+          <w:b w:val="0"/>
+          <w:color w:val="4A4A49"/>
+          <w:sz w:val="22"/>
+        </w:rPr>
+        <w:t xml:space="preserve"> — 4 vinetas.</w:t>
+      </w:r>
+    </w:p>
+    <w:p>
+      <w:r>
+        <w:rPr>
+          <w:b/>
+          <w:color w:val="4A4A49"/>
+          <w:sz w:val="22"/>
+        </w:rPr>
+        <w:t>Una interfaz se puede evaluar sin programarla, y esa es una de las... (1/2)</w:t>
+      </w:r>
+      <w:r>
+        <w:rPr>
+          <w:b w:val="0"/>
+          <w:color w:val="4A4A49"/>
+          <w:sz w:val="22"/>
+        </w:rPr>
+        <w:t xml:space="preserve"> — 4 vinetas.</w:t>
+      </w:r>
+    </w:p>
+    <w:p>
+      <w:r>
+        <w:rPr>
+          <w:b/>
+          <w:color w:val="4A4A49"/>
+          <w:sz w:val="22"/>
+        </w:rPr>
+        <w:t>Una interfaz se puede evaluar sin programarla, y esa es una de las... (2/2)</w:t>
+      </w:r>
+      <w:r>
+        <w:rPr>
+          <w:b w:val="0"/>
+          <w:color w:val="4A4A49"/>
+          <w:sz w:val="22"/>
+        </w:rPr>
+        <w:t xml:space="preserve"> — 3 vinetas.</w:t>
       </w:r>
     </w:p>
     <w:p>

--- a/Seminario de Sistemas/Kit docente/Clase 13/Guion Docente Clase 13 - Diseño de interfaces.docx
+++ b/Seminario de Sistemas/Kit docente/Clase 13/Guion Docente Clase 13 - Diseño de interfaces.docx
@@ -345,7 +345,51 @@
           <w:color w:val="4A4A49"/>
           <w:sz w:val="22"/>
         </w:rPr>
-        <w:t>La interfaz no se inventa: se deriva de los artefactos que el equipo ya... (1/2)</w:t>
+        <w:t>La interfaz no se inventa: se deriva de los artefactos que el equipo ya...</w:t>
+      </w:r>
+      <w:r>
+        <w:rPr>
+          <w:b w:val="0"/>
+          <w:color w:val="4A4A49"/>
+          <w:sz w:val="22"/>
+        </w:rPr>
+        <w:t xml:space="preserve"> — 4 vinetas.</w:t>
+      </w:r>
+    </w:p>
+    <w:p>
+      <w:pPr>
+        <w:pStyle w:val="ListBullet2"/>
+      </w:pPr>
+      <w:r>
+        <w:rPr>
+          <w:b w:val="0"/>
+          <w:color w:val="4A4A49"/>
+          <w:sz w:val="22"/>
+        </w:rPr>
+        <w:t>Por eso los wireframes se entregan anotados: se ponen numeritos sobre el dibujo y al lado una tabla que dice, por ejemplo, el numero uno es el campo Nombre de la mascota que sale del atributo Mascota.nombre, texto de sesenta caracteres, obligatorio, exigido por RF-03; el numero cuatro es el mensaje de confirmacion que cumple el RNF-02 de respuesta menor a tres segundos.</w:t>
+      </w:r>
+    </w:p>
+    <w:p>
+      <w:pPr>
+        <w:pStyle w:val="ListBullet2"/>
+      </w:pPr>
+      <w:r>
+        <w:rPr>
+          <w:b w:val="0"/>
+          <w:color w:val="4A4A49"/>
+          <w:sz w:val="22"/>
+        </w:rPr>
+        <w:t>Esa anotacion tiene un efecto secundario muy util: si aparece un campo en la pantalla que no esta en el diccionario de datos, entonces o falta un requisito o sobra el campo, y ambas cosas hay que resolverlas hoy y no cuando el compañero de Programacion II ya escribio la tabla.</w:t>
+      </w:r>
+    </w:p>
+    <w:p>
+      <w:r>
+        <w:rPr>
+          <w:b/>
+          <w:color w:val="4A4A49"/>
+          <w:sz w:val="22"/>
+        </w:rPr>
+        <w:t>Una interfaz se puede evaluar sin programarla, y esa es una de las...</w:t>
       </w:r>
       <w:r>
         <w:rPr>
@@ -357,57 +401,16 @@
       </w:r>
     </w:p>
     <w:p>
-      <w:r>
-        <w:rPr>
-          <w:b/>
-          <w:color w:val="4A4A49"/>
-          <w:sz w:val="22"/>
-        </w:rPr>
-        <w:t>La interfaz no se inventa: se deriva de los artefactos que el equipo ya... (2/2)</w:t>
-      </w:r>
+      <w:pPr>
+        <w:pStyle w:val="ListBullet2"/>
+      </w:pPr>
       <w:r>
         <w:rPr>
           <w:b w:val="0"/>
           <w:color w:val="4A4A49"/>
           <w:sz w:val="22"/>
         </w:rPr>
-        <w:t xml:space="preserve"> — 4 vinetas.</w:t>
-      </w:r>
-    </w:p>
-    <w:p>
-      <w:r>
-        <w:rPr>
-          <w:b/>
-          <w:color w:val="4A4A49"/>
-          <w:sz w:val="22"/>
-        </w:rPr>
-        <w:t>Una interfaz se puede evaluar sin programarla, y esa es una de las... (1/2)</w:t>
-      </w:r>
-      <w:r>
-        <w:rPr>
-          <w:b w:val="0"/>
-          <w:color w:val="4A4A49"/>
-          <w:sz w:val="22"/>
-        </w:rPr>
-        <w:t xml:space="preserve"> — 4 vinetas.</w:t>
-      </w:r>
-    </w:p>
-    <w:p>
-      <w:r>
-        <w:rPr>
-          <w:b/>
-          <w:color w:val="4A4A49"/>
-          <w:sz w:val="22"/>
-        </w:rPr>
-        <w:t>Una interfaz se puede evaluar sin programarla, y esa es una de las... (2/2)</w:t>
-      </w:r>
-      <w:r>
-        <w:rPr>
-          <w:b w:val="0"/>
-          <w:color w:val="4A4A49"/>
-          <w:sz w:val="22"/>
-        </w:rPr>
-        <w:t xml:space="preserve"> — 3 vinetas.</w:t>
+        <w:t>Eso obliga a decisiones de diseño concretas: letra grande, pocos campos obligatorios, nada de scroll interminable, tolerancia a la interrupcion para que si la llaman y vuelve en tres minutos no haya perdido lo escrito, y mensajes en lenguaje de clinica y no de sistemas, es decir Esta mascota ya tiene ficha en la clinica y no Violacion de restriccion de unicidad.</w:t>
       </w:r>
     </w:p>
     <w:p>

--- a/Seminario de Sistemas/Kit docente/Clase 13/Guion Docente Clase 13 - Diseño de interfaces.docx
+++ b/Seminario de Sistemas/Kit docente/Clase 13/Guion Docente Clase 13 - Diseño de interfaces.docx
@@ -411,6 +411,42 @@
           <w:sz w:val="22"/>
         </w:rPr>
         <w:t>Eso obliga a decisiones de diseño concretas: letra grande, pocos campos obligatorios, nada de scroll interminable, tolerancia a la interrupcion para que si la llaman y vuelve en tres minutos no haya perdido lo escrito, y mensajes en lenguaje de clinica y no de sistemas, es decir Esta mascota ya tiene ficha en la clinica y no Violacion de restriccion de unicidad.</w:t>
+      </w:r>
+    </w:p>
+    <w:p>
+      <w:r>
+        <w:rPr>
+          <w:b/>
+          <w:color w:val="4A4A49"/>
+          <w:sz w:val="22"/>
+        </w:rPr>
+        <w:t>El mapa de navegacion del prototipo</w:t>
+      </w:r>
+      <w:r>
+        <w:rPr>
+          <w:b w:val="0"/>
+          <w:color w:val="4A4A49"/>
+          <w:sz w:val="22"/>
+        </w:rPr>
+        <w:t xml:space="preserve"> — 14 vinetas.</w:t>
+      </w:r>
+    </w:p>
+    <w:p>
+      <w:r>
+        <w:rPr>
+          <w:b/>
+          <w:color w:val="4A4A49"/>
+          <w:sz w:val="22"/>
+        </w:rPr>
+        <w:t>La tabla de anotaciones del wireframe</w:t>
+      </w:r>
+      <w:r>
+        <w:rPr>
+          <w:b w:val="0"/>
+          <w:color w:val="4A4A49"/>
+          <w:sz w:val="22"/>
+        </w:rPr>
+        <w:t xml:space="preserve"> — 10 vinetas.</w:t>
       </w:r>
     </w:p>
     <w:p>

--- a/Seminario de Sistemas/Kit docente/Clase 13/Guion Docente Clase 13 - Diseño de interfaces.docx
+++ b/Seminario de Sistemas/Kit docente/Clase 13/Guion Docente Clase 13 - Diseño de interfaces.docx
@@ -80,7 +80,7 @@
           <w:color w:val="4A4A49"/>
           <w:sz w:val="22"/>
         </w:rPr>
-        <w:t>Hoy avanzamos el PI en:</w:t>
+        <w:t>Avance del PI (si se hace la practica):</w:t>
       </w:r>
       <w:r>
         <w:rPr>
@@ -101,7 +101,7 @@
           <w:color w:val="4A4A49"/>
           <w:sz w:val="22"/>
         </w:rPr>
-        <w:t>Entregable de hoy:</w:t>
+        <w:t>Practica (opcional):</w:t>
       </w:r>
       <w:r>
         <w:rPr>
@@ -109,7 +109,24 @@
           <w:color w:val="4A4A49"/>
           <w:sz w:val="22"/>
         </w:rPr>
-        <w:t xml:space="preserve"> Un archivo de Figma o Penpot con las dos pantallas anotadas y minimo tres transiciones navegables, mas la hoja de anotaciones que amarra cada campo a un RF y a un atributo del diccionario de datos, subido a ExamLab.</w:t>
+        <w:t xml:space="preserve"> </w:t>
+      </w:r>
+      <w:r>
+        <w:rPr>
+          <w:rFonts w:ascii="Consolas" w:hAnsi="Consolas"/>
+          <w:b w:val="0"/>
+          <w:color w:val="111111"/>
+          <w:sz w:val="21"/>
+        </w:rPr>
+        <w:t>Clases/Clase 13 - Diseño de interfaces/Taller PI - Clase 13 - VetCare.docx</w:t>
+      </w:r>
+      <w:r>
+        <w:rPr>
+          <w:b w:val="0"/>
+          <w:color w:val="4A4A49"/>
+          <w:sz w:val="22"/>
+        </w:rPr>
+        <w:t xml:space="preserve"> — no esta en el deck</w:t>
       </w:r>
     </w:p>
     <w:p>
@@ -508,17 +525,7 @@
           <w:color w:val="4A4A49"/>
           <w:sz w:val="22"/>
         </w:rPr>
-        <w:t xml:space="preserve"> «Hoy avanzamos VetCare en: Quedan listas las pantallas de Registrar mascota y Buscar expediente de VetCare, anotadas y conectadas en un prototipo navegable. La teoria es corta; el peso esta en</w:t>
-      </w:r>
-    </w:p>
-    <w:p>
-      <w:r>
-        <w:rPr>
-          <w:b w:val="0"/>
-          <w:color w:val="4A4A49"/>
-          <w:sz w:val="22"/>
-        </w:rPr>
-        <w:t>el taller del proyecto.»</w:t>
+        <w:t xml:space="preserve"> «Hoy el tema es: Diseño de interfaces. Todo lo que vamos a ver esta en las laminas.»</w:t>
       </w:r>
     </w:p>
     <w:p>
@@ -551,7 +558,7 @@
           <w:color w:val="4A4A49"/>
           <w:sz w:val="22"/>
         </w:rPr>
-        <w:t>Cubrir el fundamento de arriba apoyandose en la slide «Teoria Core» y en la de codigo</w:t>
+        <w:t>Cubrir el fundamento de arriba apoyandose en las laminas de teoria (una por concepto)</w:t>
       </w:r>
     </w:p>
     <w:p>
@@ -561,7 +568,7 @@
           <w:color w:val="4A4A49"/>
           <w:sz w:val="22"/>
         </w:rPr>
-        <w:t>proyectable. Cada 8-10 min, amarrar al producto: «esto es lo que van a dejar hoy en VetCare».</w:t>
+        <w:t>y en las de codigo proyectable. Cada 8-10 min, amarrar al producto: «esto es lo que van a dejar hoy en VetCare».</w:t>
       </w:r>
     </w:p>
     <w:p>
@@ -646,7 +653,46 @@
           <w:color w:val="1A1C1D"/>
           <w:sz w:val="32"/>
         </w:rPr>
-        <w:t>60-105 · Taller guiado = avance del PI</w:t>
+        <w:t>60-105 · Practica guiada (OPCIONAL) = avance del PI</w:t>
+      </w:r>
+    </w:p>
+    <w:p>
+      <w:r>
+        <w:rPr>
+          <w:b w:val="0"/>
+          <w:color w:val="4A4A49"/>
+          <w:sz w:val="22"/>
+        </w:rPr>
+        <w:t>No hay laminas para esta franja: la guia es el archivo</w:t>
+      </w:r>
+    </w:p>
+    <w:p>
+      <w:r>
+        <w:rPr>
+          <w:rFonts w:ascii="Consolas" w:hAnsi="Consolas"/>
+          <w:b w:val="0"/>
+          <w:color w:val="111111"/>
+          <w:sz w:val="21"/>
+        </w:rPr>
+        <w:t>Clases/Clase 13 - Diseño de interfaces/Taller PI - Clase 13 - VetCare.docx</w:t>
+      </w:r>
+      <w:r>
+        <w:rPr>
+          <w:b w:val="0"/>
+          <w:color w:val="4A4A49"/>
+          <w:sz w:val="22"/>
+        </w:rPr>
+        <w:t xml:space="preserve"> (compartirlo, no proyectarlo).</w:t>
+      </w:r>
+    </w:p>
+    <w:p>
+      <w:r>
+        <w:rPr>
+          <w:b w:val="0"/>
+          <w:color w:val="4A4A49"/>
+          <w:sz w:val="22"/>
+        </w:rPr>
+        <w:t>Si hoy no se hace, usar el tiempo para profundizar la teoria y la demo.</w:t>
       </w:r>
     </w:p>
     <w:p>
@@ -656,7 +702,7 @@
           <w:color w:val="4A4A49"/>
           <w:sz w:val="22"/>
         </w:rPr>
-        <w:t>Decir:</w:t>
+        <w:t>Decir (si se hace):</w:t>
       </w:r>
       <w:r>
         <w:rPr>
@@ -772,7 +818,7 @@
           <w:color w:val="1A1C1D"/>
           <w:sz w:val="32"/>
         </w:rPr>
-        <w:t>105-120 · Criterios de exito y cierre</w:t>
+        <w:t>105-120 · Sintesis y cierre</w:t>
       </w:r>
     </w:p>
     <w:p>
@@ -782,7 +828,7 @@
           <w:color w:val="4A4A49"/>
           <w:sz w:val="22"/>
         </w:rPr>
-        <w:t>Repasar el checklist de la slide de criterios.</w:t>
+        <w:t>Si hubo practica, repasar los criterios de exito del archivo del taller (no estan en el deck).</w:t>
       </w:r>
     </w:p>
     <w:p>
@@ -837,7 +883,7 @@
           <w:color w:val="4A4A49"/>
           <w:sz w:val="22"/>
         </w:rPr>
-        <w:t>Decir:</w:t>
+        <w:t>Decir (si hubo practica):</w:t>
       </w:r>
       <w:r>
         <w:rPr>

--- a/Seminario de Sistemas/Kit docente/Clase 13/Guion Docente Clase 13 - Diseño de interfaces.docx
+++ b/Seminario de Sistemas/Kit docente/Clase 13/Guion Docente Clase 13 - Diseño de interfaces.docx
@@ -334,7 +334,7 @@
           <w:color w:val="4A4A49"/>
           <w:sz w:val="22"/>
         </w:rPr>
-        <w:t xml:space="preserve"> — 5 vinetas.</w:t>
+        <w:t xml:space="preserve"> — 4 vinetas.</w:t>
       </w:r>
     </w:p>
     <w:p>
@@ -352,7 +352,7 @@
           <w:color w:val="4A4A49"/>
           <w:sz w:val="22"/>
         </w:rPr>
-        <w:t xml:space="preserve"> — 3 vinetas.</w:t>
+        <w:t xml:space="preserve"> — 4 vinetas.</w:t>
       </w:r>
     </w:p>
     <w:p>
@@ -406,7 +406,7 @@
           <w:color w:val="4A4A49"/>
           <w:sz w:val="22"/>
         </w:rPr>
-        <w:t>Una interfaz se puede evaluar sin programarla, y esa es una de las...</w:t>
+        <w:t>Una interfaz se puede evaluar sin programarla, y esa es una de las... (1/2)</w:t>
       </w:r>
       <w:r>
         <w:rPr>
@@ -414,7 +414,7 @@
           <w:color w:val="4A4A49"/>
           <w:sz w:val="22"/>
         </w:rPr>
-        <w:t xml:space="preserve"> — 5 vinetas.</w:t>
+        <w:t xml:space="preserve"> — 3 vinetas.</w:t>
       </w:r>
     </w:p>
     <w:p>
@@ -428,6 +428,24 @@
           <w:sz w:val="22"/>
         </w:rPr>
         <w:t>Eso obliga a decisiones de diseño concretas: letra grande, pocos campos obligatorios, nada de scroll interminable, tolerancia a la interrupcion para que si la llaman y vuelve en tres minutos no haya perdido lo escrito, y mensajes en lenguaje de clinica y no de sistemas, es decir Esta mascota ya tiene ficha en la clinica y no Violacion de restriccion de unicidad.</w:t>
+      </w:r>
+    </w:p>
+    <w:p>
+      <w:r>
+        <w:rPr>
+          <w:b/>
+          <w:color w:val="4A4A49"/>
+          <w:sz w:val="22"/>
+        </w:rPr>
+        <w:t>Una interfaz se puede evaluar sin programarla, y esa es una de las... (2/2)</w:t>
+      </w:r>
+      <w:r>
+        <w:rPr>
+          <w:b w:val="0"/>
+          <w:color w:val="4A4A49"/>
+          <w:sz w:val="22"/>
+        </w:rPr>
+        <w:t xml:space="preserve"> — 2 vinetas.</w:t>
       </w:r>
     </w:p>
     <w:p>

--- a/Seminario de Sistemas/Kit docente/Clase 13/Guion Docente Clase 13 - Diseño de interfaces.docx
+++ b/Seminario de Sistemas/Kit docente/Clase 13/Guion Docente Clase 13 - Diseño de interfaces.docx
@@ -334,7 +334,7 @@
           <w:color w:val="4A4A49"/>
           <w:sz w:val="22"/>
         </w:rPr>
-        <w:t xml:space="preserve"> — 4 vinetas.</w:t>
+        <w:t xml:space="preserve"> — 5 vinetas.</w:t>
       </w:r>
     </w:p>
     <w:p>
@@ -352,7 +352,7 @@
           <w:color w:val="4A4A49"/>
           <w:sz w:val="22"/>
         </w:rPr>
-        <w:t xml:space="preserve"> — 4 vinetas.</w:t>
+        <w:t xml:space="preserve"> — 3 vinetas.</w:t>
       </w:r>
     </w:p>
     <w:p>

--- a/Seminario de Sistemas/Kit docente/Clase 13/Guion Docente Clase 13 - Diseño de interfaces.docx
+++ b/Seminario de Sistemas/Kit docente/Clase 13/Guion Docente Clase 13 - Diseño de interfaces.docx
@@ -254,61 +254,7 @@
           <w:color w:val="4A4A49"/>
           <w:sz w:val="22"/>
         </w:rPr>
-        <w:t>Un wireframe, un mockup y un prototipo no son tres nombres elegantes... (1/2)</w:t>
-      </w:r>
-      <w:r>
-        <w:rPr>
-          <w:b w:val="0"/>
-          <w:color w:val="4A4A49"/>
-          <w:sz w:val="22"/>
-        </w:rPr>
-        <w:t xml:space="preserve"> — 5 vinetas.</w:t>
-      </w:r>
-    </w:p>
-    <w:p>
-      <w:r>
-        <w:rPr>
-          <w:b/>
-          <w:color w:val="4A4A49"/>
-          <w:sz w:val="22"/>
-        </w:rPr>
-        <w:t>Un wireframe, un mockup y un prototipo no son tres nombres elegantes... (2/2)</w:t>
-      </w:r>
-      <w:r>
-        <w:rPr>
-          <w:b w:val="0"/>
-          <w:color w:val="4A4A49"/>
-          <w:sz w:val="22"/>
-        </w:rPr>
-        <w:t xml:space="preserve"> — 3 vinetas.</w:t>
-      </w:r>
-    </w:p>
-    <w:p>
-      <w:r>
-        <w:rPr>
-          <w:b/>
-          <w:color w:val="4A4A49"/>
-          <w:sz w:val="22"/>
-        </w:rPr>
-        <w:t>Los principios de usabilidad no son gusto ni estetica, son reglas... (1/2)</w:t>
-      </w:r>
-      <w:r>
-        <w:rPr>
-          <w:b w:val="0"/>
-          <w:color w:val="4A4A49"/>
-          <w:sz w:val="22"/>
-        </w:rPr>
-        <w:t xml:space="preserve"> — 5 vinetas.</w:t>
-      </w:r>
-    </w:p>
-    <w:p>
-      <w:r>
-        <w:rPr>
-          <w:b/>
-          <w:color w:val="4A4A49"/>
-          <w:sz w:val="22"/>
-        </w:rPr>
-        <w:t>Los principios de usabilidad no son gusto ni estetica, son reglas... (2/2)</w:t>
+        <w:t>[Slide 4] Wireframe, mockup y prototipo</w:t>
       </w:r>
       <w:r>
         <w:rPr>
@@ -320,21 +266,120 @@
       </w:r>
     </w:p>
     <w:p>
-      <w:r>
-        <w:rPr>
-          <w:b/>
-          <w:color w:val="4A4A49"/>
-          <w:sz w:val="22"/>
-        </w:rPr>
-        <w:t>Una pantalla suelta no sirve para nada; lo que se diseña es un flujo de... (1/2)</w:t>
-      </w:r>
+      <w:pPr>
+        <w:pStyle w:val="ListBullet2"/>
+      </w:pPr>
       <w:r>
         <w:rPr>
           <w:b w:val="0"/>
           <w:color w:val="4A4A49"/>
           <w:sz w:val="22"/>
         </w:rPr>
-        <w:t xml:space="preserve"> — 5 vinetas.</w:t>
+        <w:t>DESARROLLO (para explicarlo, no se proyecta):</w:t>
+      </w:r>
+    </w:p>
+    <w:p>
+      <w:pPr>
+        <w:pStyle w:val="ListBullet2"/>
+      </w:pPr>
+      <w:r>
+        <w:rPr>
+          <w:b w:val="0"/>
+          <w:color w:val="4A4A49"/>
+          <w:sz w:val="22"/>
+        </w:rPr>
+        <w:t>Un wireframe, un mockup y un prototipo no son tres nombres elegantes para lo mismo: son tres momentos distintos del diseño y cada uno responde una pregunta diferente.</w:t>
+      </w:r>
+    </w:p>
+    <w:p>
+      <w:pPr>
+        <w:pStyle w:val="ListBullet2"/>
+      </w:pPr>
+      <w:r>
+        <w:rPr>
+          <w:b w:val="0"/>
+          <w:color w:val="4A4A49"/>
+          <w:sz w:val="22"/>
+        </w:rPr>
+        <w:t>El wireframe es el esqueleto en gris, cajas, lineas y etiquetas, sin colores ni logos, y responde a la pregunta que informacion va en esta pantalla y en que orden la va a leer la persona.</w:t>
+      </w:r>
+    </w:p>
+    <w:p>
+      <w:pPr>
+        <w:pStyle w:val="ListBullet2"/>
+      </w:pPr>
+      <w:r>
+        <w:rPr>
+          <w:b w:val="0"/>
+          <w:color w:val="4A4A49"/>
+          <w:sz w:val="22"/>
+        </w:rPr>
+        <w:t>El mockup ya es la foto fija de como se vera: tipografia, color, iconos, el logo de la clinica, los espacios reales entre elementos; responde a la pregunta como se ve.</w:t>
+      </w:r>
+    </w:p>
+    <w:p>
+      <w:pPr>
+        <w:pStyle w:val="ListBullet2"/>
+      </w:pPr>
+      <w:r>
+        <w:rPr>
+          <w:b w:val="0"/>
+          <w:color w:val="4A4A49"/>
+          <w:sz w:val="22"/>
+        </w:rPr>
+        <w:t>El prototipo es el mockup con clic, es decir uno oprime Guardar y la herramienta lo lleva a otra pantalla; responde a la pregunta como se siente usarlo.</w:t>
+      </w:r>
+    </w:p>
+    <w:p>
+      <w:pPr>
+        <w:pStyle w:val="ListBullet2"/>
+      </w:pPr>
+      <w:r>
+        <w:rPr>
+          <w:b w:val="0"/>
+          <w:color w:val="4A4A49"/>
+          <w:sz w:val="22"/>
+        </w:rPr>
+        <w:t>En la clinica esto se traduce asi: el wireframe de Registrar mascota se hace en diez minutos en Excalidraw y solo dice que arriba va la busqueda del dueño, en el centro los datos de la mascota y abajo el boton Guardar</w:t>
+      </w:r>
+    </w:p>
+    <w:p>
+      <w:pPr>
+        <w:pStyle w:val="ListBullet2"/>
+      </w:pPr>
+      <w:r>
+        <w:rPr>
+          <w:b w:val="0"/>
+          <w:color w:val="4A4A49"/>
+          <w:sz w:val="22"/>
+        </w:rPr>
+        <w:t>El mockup de esa misma pantalla ya usa el verde de la clinica y una tipografia grande porque la recepcionista tiene el monitor lejos; y el prototipo permite que el docente, en la sustentacion, oprima Guardar y aterrice en la ficha del paciente recien creado.</w:t>
+      </w:r>
+    </w:p>
+    <w:p>
+      <w:pPr>
+        <w:pStyle w:val="ListBullet2"/>
+      </w:pPr>
+      <w:r>
+        <w:rPr>
+          <w:b w:val="0"/>
+          <w:color w:val="4A4A49"/>
+          <w:sz w:val="22"/>
+        </w:rPr>
+        <w:t>La razon de hacerlo en ese orden es puramente economica: mover una caja en un wireframe cuesta treinta segundos, mover esa misma caja cuando ya esta programada en Programacion II cuesta dos sesiones de trabajo.</w:t>
+      </w:r>
+    </w:p>
+    <w:p>
+      <w:pPr>
+        <w:pStyle w:val="ListBullet2"/>
+      </w:pPr>
+      <w:r>
+        <w:rPr>
+          <w:b w:val="0"/>
+          <w:color w:val="4A4A49"/>
+          <w:sz w:val="22"/>
+        </w:rPr>
+        <w:t>Diseñar es equivocarse barato.</w:t>
       </w:r>
     </w:p>
     <w:p>
@@ -344,7 +389,7 @@
           <w:color w:val="4A4A49"/>
           <w:sz w:val="22"/>
         </w:rPr>
-        <w:t>Una pantalla suelta no sirve para nada; lo que se diseña es un flujo de... (2/2)</w:t>
+        <w:t>[Slide 5] Cuatro principios de usabilidad</w:t>
       </w:r>
       <w:r>
         <w:rPr>
@@ -352,7 +397,137 @@
           <w:color w:val="4A4A49"/>
           <w:sz w:val="22"/>
         </w:rPr>
-        <w:t xml:space="preserve"> — 3 vinetas.</w:t>
+        <w:t xml:space="preserve"> — 4 vinetas.</w:t>
+      </w:r>
+    </w:p>
+    <w:p>
+      <w:pPr>
+        <w:pStyle w:val="ListBullet2"/>
+      </w:pPr>
+      <w:r>
+        <w:rPr>
+          <w:b w:val="0"/>
+          <w:color w:val="4A4A49"/>
+          <w:sz w:val="22"/>
+        </w:rPr>
+        <w:t>DESARROLLO (para explicarlo, no se proyecta):</w:t>
+      </w:r>
+    </w:p>
+    <w:p>
+      <w:pPr>
+        <w:pStyle w:val="ListBullet2"/>
+      </w:pPr>
+      <w:r>
+        <w:rPr>
+          <w:b w:val="0"/>
+          <w:color w:val="4A4A49"/>
+          <w:sz w:val="22"/>
+        </w:rPr>
+        <w:t>Los principios de usabilidad no son gusto ni estetica, son reglas observables que se pueden verificar sobre el papel.</w:t>
+      </w:r>
+    </w:p>
+    <w:p>
+      <w:pPr>
+        <w:pStyle w:val="ListBullet2"/>
+      </w:pPr>
+      <w:r>
+        <w:rPr>
+          <w:b w:val="0"/>
+          <w:color w:val="4A4A49"/>
+          <w:sz w:val="22"/>
+        </w:rPr>
+        <w:t>Visibilidad del estado del sistema significa que la persona siempre sepa que esta pasando: si la recepcionista oprime Guardar y la pantalla no dice nada, ella va a oprimir Guardar otra vez y el sistema va a terminar con la mascota registrada dos veces</w:t>
+      </w:r>
+    </w:p>
+    <w:p>
+      <w:pPr>
+        <w:pStyle w:val="ListBullet2"/>
+      </w:pPr>
+      <w:r>
+        <w:rPr>
+          <w:b w:val="0"/>
+          <w:color w:val="4A4A49"/>
+          <w:sz w:val="22"/>
+        </w:rPr>
+        <w:t>Por eso el diseño debe incluir el mensaje concreto Ficha guardada, codigo M-0421, y el boton debe quedar deshabilitado mientras se guarda.</w:t>
+      </w:r>
+    </w:p>
+    <w:p>
+      <w:pPr>
+        <w:pStyle w:val="ListBullet2"/>
+      </w:pPr>
+      <w:r>
+        <w:rPr>
+          <w:b w:val="0"/>
+          <w:color w:val="4A4A49"/>
+          <w:sz w:val="22"/>
+        </w:rPr>
+        <w:t>Prevencion de errores significa que es mejor impedir el error que ponerle un mensaje bonito despues: la fecha de nacimiento se escoge en un calendario y no se teclea</w:t>
+      </w:r>
+    </w:p>
+    <w:p>
+      <w:pPr>
+        <w:pStyle w:val="ListBullet2"/>
+      </w:pPr>
+      <w:r>
+        <w:rPr>
+          <w:b w:val="0"/>
+          <w:color w:val="4A4A49"/>
+          <w:sz w:val="22"/>
+        </w:rPr>
+        <w:t>La especie se elige de una lista cerrada con Canino, Felino y Otro, y el sistema pide confirmacion antes de eliminar una historia clinica.</w:t>
+      </w:r>
+    </w:p>
+    <w:p>
+      <w:pPr>
+        <w:pStyle w:val="ListBullet2"/>
+      </w:pPr>
+      <w:r>
+        <w:rPr>
+          <w:b w:val="0"/>
+          <w:color w:val="4A4A49"/>
+          <w:sz w:val="22"/>
+        </w:rPr>
+        <w:t>Consistencia significa que la misma accion se llame igual y viva en el mismo lugar en todas las pantallas: si en Registrar mascota el boton principal se llama Guardar y esta abajo a la derecha</w:t>
+      </w:r>
+    </w:p>
+    <w:p>
+      <w:pPr>
+        <w:pStyle w:val="ListBullet2"/>
+      </w:pPr>
+      <w:r>
+        <w:rPr>
+          <w:b w:val="0"/>
+          <w:color w:val="4A4A49"/>
+          <w:sz w:val="22"/>
+        </w:rPr>
+        <w:t>En Registrar dueño no puede llamarse Aceptar ni estar arriba a la izquierda.</w:t>
+      </w:r>
+    </w:p>
+    <w:p>
+      <w:pPr>
+        <w:pStyle w:val="ListBullet2"/>
+      </w:pPr>
+      <w:r>
+        <w:rPr>
+          <w:b w:val="0"/>
+          <w:color w:val="4A4A49"/>
+          <w:sz w:val="22"/>
+        </w:rPr>
+        <w:t>Reconocer antes que recordar significa que la persona escoja de una lista en vez de acordarse de un codigo: la recepcionista no tiene por que memorizar que el codigo de raza mestiza es 07, se lo mostramos.</w:t>
+      </w:r>
+    </w:p>
+    <w:p>
+      <w:pPr>
+        <w:pStyle w:val="ListBullet2"/>
+      </w:pPr>
+      <w:r>
+        <w:rPr>
+          <w:b w:val="0"/>
+          <w:color w:val="4A4A49"/>
+          <w:sz w:val="22"/>
+        </w:rPr>
+        <w:t>Cada uno de estos cuatro principios se puede auditar sobre un wireframe impreso, sin una sola linea de codigo, y esa auditoria es exactamente lo que se evalua en esta asignatura.</w:t>
       </w:r>
     </w:p>
     <w:p>
@@ -362,7 +537,7 @@
           <w:color w:val="4A4A49"/>
           <w:sz w:val="22"/>
         </w:rPr>
-        <w:t>La interfaz no se inventa: se deriva de los artefactos que el equipo ya...</w:t>
+        <w:t>[Slide 6] El flujo de tarea y sus caminos alternos</w:t>
       </w:r>
       <w:r>
         <w:rPr>
@@ -371,6 +546,255 @@
           <w:sz w:val="22"/>
         </w:rPr>
         <w:t xml:space="preserve"> — 4 vinetas.</w:t>
+      </w:r>
+    </w:p>
+    <w:p>
+      <w:pPr>
+        <w:pStyle w:val="ListBullet2"/>
+      </w:pPr>
+      <w:r>
+        <w:rPr>
+          <w:b w:val="0"/>
+          <w:color w:val="4A4A49"/>
+          <w:sz w:val="22"/>
+        </w:rPr>
+        <w:t>DESARROLLO (para explicarlo, no se proyecta):</w:t>
+      </w:r>
+    </w:p>
+    <w:p>
+      <w:pPr>
+        <w:pStyle w:val="ListBullet2"/>
+      </w:pPr>
+      <w:r>
+        <w:rPr>
+          <w:b w:val="0"/>
+          <w:color w:val="4A4A49"/>
+          <w:sz w:val="22"/>
+        </w:rPr>
+        <w:t>Una pantalla suelta no sirve para nada; lo que se diseña es un flujo de tarea completo, es decir el recorrido que hace una persona real desde que tiene una intencion hasta que la cumple.</w:t>
+      </w:r>
+    </w:p>
+    <w:p>
+      <w:pPr>
+        <w:pStyle w:val="ListBullet2"/>
+      </w:pPr>
+      <w:r>
+        <w:rPr>
+          <w:b w:val="0"/>
+          <w:color w:val="4A4A49"/>
+          <w:sz w:val="22"/>
+        </w:rPr>
+        <w:t>El flujo tiene un camino feliz y tiene caminos alternos, y los caminos alternos son donde se cae el diseño de los principiantes.</w:t>
+      </w:r>
+    </w:p>
+    <w:p>
+      <w:pPr>
+        <w:pStyle w:val="ListBullet2"/>
+      </w:pPr>
+      <w:r>
+        <w:rPr>
+          <w:b w:val="0"/>
+          <w:color w:val="4A4A49"/>
+          <w:sz w:val="22"/>
+        </w:rPr>
+        <w:t>En la clinica el camino feliz de registrar una mascota es: llega el dueño, la recepcionista lo busca, lo encuentra, registra la mascota y el sistema devuelve el codigo.</w:t>
+      </w:r>
+    </w:p>
+    <w:p>
+      <w:pPr>
+        <w:pStyle w:val="ListBullet2"/>
+      </w:pPr>
+      <w:r>
+        <w:rPr>
+          <w:b w:val="0"/>
+          <w:color w:val="4A4A49"/>
+          <w:sz w:val="22"/>
+        </w:rPr>
+        <w:t>Pero los caminos alternos son igual de reales: el dueño no esta registrado y hay que crearlo sin perder lo que ya se habia escrito de la mascota</w:t>
+      </w:r>
+    </w:p>
+    <w:p>
+      <w:pPr>
+        <w:pStyle w:val="ListBullet2"/>
+      </w:pPr>
+      <w:r>
+        <w:rPr>
+          <w:b w:val="0"/>
+          <w:color w:val="4A4A49"/>
+          <w:sz w:val="22"/>
+        </w:rPr>
+        <w:t>La mascota ya existe porque otro turno la registro ayer y hay que avisarlo en vez de duplicarla; el dueño no trae documento y hay que permitir el registro con telefono como identificador temporal.</w:t>
+      </w:r>
+    </w:p>
+    <w:p>
+      <w:pPr>
+        <w:pStyle w:val="ListBullet2"/>
+      </w:pPr>
+      <w:r>
+        <w:rPr>
+          <w:b w:val="0"/>
+          <w:color w:val="4A4A49"/>
+          <w:sz w:val="22"/>
+        </w:rPr>
+        <w:t>En Buscar expediente pasa lo mismo: el camino feliz es buscar por documento del dueño y encontrar una sola ficha, pero hay que diseñar que ocurre cuando la busqueda por nombre devuelve doce mascotas llamadas Firulais</w:t>
+      </w:r>
+    </w:p>
+    <w:p>
+      <w:pPr>
+        <w:pStyle w:val="ListBullet2"/>
+      </w:pPr>
+      <w:r>
+        <w:rPr>
+          <w:b w:val="0"/>
+          <w:color w:val="4A4A49"/>
+          <w:sz w:val="22"/>
+        </w:rPr>
+        <w:t>Y ahi la respuesta de diseño es mostrar en la lista de resultados la especie, la edad y el nombre del dueño para poder desambiguar de un vistazo.</w:t>
+      </w:r>
+    </w:p>
+    <w:p>
+      <w:pPr>
+        <w:pStyle w:val="ListBullet2"/>
+      </w:pPr>
+      <w:r>
+        <w:rPr>
+          <w:b w:val="0"/>
+          <w:color w:val="4A4A49"/>
+          <w:sz w:val="22"/>
+        </w:rPr>
+        <w:t>Un flujo que solo dibuja el camino feliz no es un diseño, es una postal.</w:t>
+      </w:r>
+    </w:p>
+    <w:p>
+      <w:r>
+        <w:rPr>
+          <w:b/>
+          <w:color w:val="4A4A49"/>
+          <w:sz w:val="22"/>
+        </w:rPr>
+        <w:t>[Slide 7] El mapa de navegacion del prototipo</w:t>
+      </w:r>
+      <w:r>
+        <w:rPr>
+          <w:b w:val="0"/>
+          <w:color w:val="4A4A49"/>
+          <w:sz w:val="22"/>
+        </w:rPr>
+        <w:t xml:space="preserve"> — 14 vinetas.</w:t>
+      </w:r>
+    </w:p>
+    <w:p>
+      <w:r>
+        <w:rPr>
+          <w:b/>
+          <w:color w:val="4A4A49"/>
+          <w:sz w:val="22"/>
+        </w:rPr>
+        <w:t>[Slide 8] Flujo de tarea con caminos alternos en Mermaid</w:t>
+      </w:r>
+      <w:r>
+        <w:rPr>
+          <w:b w:val="0"/>
+          <w:color w:val="4A4A49"/>
+          <w:sz w:val="22"/>
+        </w:rPr>
+        <w:t xml:space="preserve"> — 14 vinetas.</w:t>
+      </w:r>
+    </w:p>
+    <w:p>
+      <w:r>
+        <w:rPr>
+          <w:b/>
+          <w:color w:val="4A4A49"/>
+          <w:sz w:val="22"/>
+        </w:rPr>
+        <w:t>[Slide 9] La interfaz se deriva de los artefactos</w:t>
+      </w:r>
+      <w:r>
+        <w:rPr>
+          <w:b w:val="0"/>
+          <w:color w:val="4A4A49"/>
+          <w:sz w:val="22"/>
+        </w:rPr>
+        <w:t xml:space="preserve"> — 4 vinetas.</w:t>
+      </w:r>
+    </w:p>
+    <w:p>
+      <w:pPr>
+        <w:pStyle w:val="ListBullet2"/>
+      </w:pPr>
+      <w:r>
+        <w:rPr>
+          <w:b w:val="0"/>
+          <w:color w:val="4A4A49"/>
+          <w:sz w:val="22"/>
+        </w:rPr>
+        <w:t>DESARROLLO (para explicarlo, no se proyecta):</w:t>
+      </w:r>
+    </w:p>
+    <w:p>
+      <w:pPr>
+        <w:pStyle w:val="ListBullet2"/>
+      </w:pPr>
+      <w:r>
+        <w:rPr>
+          <w:b w:val="0"/>
+          <w:color w:val="4A4A49"/>
+          <w:sz w:val="22"/>
+        </w:rPr>
+        <w:t>La interfaz no se inventa: se deriva de los artefactos que el equipo ya construyo en las clases anteriores.</w:t>
+      </w:r>
+    </w:p>
+    <w:p>
+      <w:pPr>
+        <w:pStyle w:val="ListBullet2"/>
+      </w:pPr>
+      <w:r>
+        <w:rPr>
+          <w:b w:val="0"/>
+          <w:color w:val="4A4A49"/>
+          <w:sz w:val="22"/>
+        </w:rPr>
+        <w:t>Cada pantalla debe poder señalar el requisito funcional que la origina, cada campo debe existir en el diccionario de datos con su tipo y su longitud</w:t>
+      </w:r>
+    </w:p>
+    <w:p>
+      <w:pPr>
+        <w:pStyle w:val="ListBullet2"/>
+      </w:pPr>
+      <w:r>
+        <w:rPr>
+          <w:b w:val="0"/>
+          <w:color w:val="4A4A49"/>
+          <w:sz w:val="22"/>
+        </w:rPr>
+        <w:t>Y cada boton debe corresponder a una operacion que aparece en el diagrama de casos de uso o en el de secuencia.</w:t>
+      </w:r>
+    </w:p>
+    <w:p>
+      <w:pPr>
+        <w:pStyle w:val="ListBullet2"/>
+      </w:pPr>
+      <w:r>
+        <w:rPr>
+          <w:b w:val="0"/>
+          <w:color w:val="4A4A49"/>
+          <w:sz w:val="22"/>
+        </w:rPr>
+        <w:t>La trazabilidad no es burocracia, es el mecanismo que hace que los planos y la casa coincidan.</w:t>
+      </w:r>
+    </w:p>
+    <w:p>
+      <w:pPr>
+        <w:pStyle w:val="ListBullet2"/>
+      </w:pPr>
+      <w:r>
+        <w:rPr>
+          <w:b w:val="0"/>
+          <w:color w:val="4A4A49"/>
+          <w:sz w:val="22"/>
+        </w:rPr>
+        <w:t>NOTAS:</w:t>
       </w:r>
     </w:p>
     <w:p>
@@ -406,7 +830,7 @@
           <w:color w:val="4A4A49"/>
           <w:sz w:val="22"/>
         </w:rPr>
-        <w:t>Una interfaz se puede evaluar sin programarla, y esa es una de las... (1/2)</w:t>
+        <w:t>[Slide 10] La tabla de anotaciones del wireframe</w:t>
       </w:r>
       <w:r>
         <w:rPr>
@@ -414,7 +838,116 @@
           <w:color w:val="4A4A49"/>
           <w:sz w:val="22"/>
         </w:rPr>
-        <w:t xml:space="preserve"> — 3 vinetas.</w:t>
+        <w:t xml:space="preserve"> — 10 vinetas.</w:t>
+      </w:r>
+    </w:p>
+    <w:p>
+      <w:r>
+        <w:rPr>
+          <w:b/>
+          <w:color w:val="4A4A49"/>
+          <w:sz w:val="22"/>
+        </w:rPr>
+        <w:t>[Slide 11] Evaluar una interfaz sin programarla</w:t>
+      </w:r>
+      <w:r>
+        <w:rPr>
+          <w:b w:val="0"/>
+          <w:color w:val="4A4A49"/>
+          <w:sz w:val="22"/>
+        </w:rPr>
+        <w:t xml:space="preserve"> — 4 vinetas.</w:t>
+      </w:r>
+    </w:p>
+    <w:p>
+      <w:pPr>
+        <w:pStyle w:val="ListBullet2"/>
+      </w:pPr>
+      <w:r>
+        <w:rPr>
+          <w:b w:val="0"/>
+          <w:color w:val="4A4A49"/>
+          <w:sz w:val="22"/>
+        </w:rPr>
+        <w:t>DESARROLLO (para explicarlo, no se proyecta):</w:t>
+      </w:r>
+    </w:p>
+    <w:p>
+      <w:pPr>
+        <w:pStyle w:val="ListBullet2"/>
+      </w:pPr>
+      <w:r>
+        <w:rPr>
+          <w:b w:val="0"/>
+          <w:color w:val="4A4A49"/>
+          <w:sz w:val="22"/>
+        </w:rPr>
+        <w:t>Una interfaz se puede evaluar sin programarla, y esa es una de las habilidades mas valiosas que se lleva un analista.</w:t>
+      </w:r>
+    </w:p>
+    <w:p>
+      <w:pPr>
+        <w:pStyle w:val="ListBullet2"/>
+      </w:pPr>
+      <w:r>
+        <w:rPr>
+          <w:b w:val="0"/>
+          <w:color w:val="4A4A49"/>
+          <w:sz w:val="22"/>
+        </w:rPr>
+        <w:t>El metodo mas barato es el recorrido cognitivo: se toma una tarea concreta, por ejemplo registrar la mascota Luna de la señora Perez</w:t>
+      </w:r>
+    </w:p>
+    <w:p>
+      <w:pPr>
+        <w:pStyle w:val="ListBullet2"/>
+      </w:pPr>
+      <w:r>
+        <w:rPr>
+          <w:b w:val="0"/>
+          <w:color w:val="4A4A49"/>
+          <w:sz w:val="22"/>
+        </w:rPr>
+        <w:t>Y una persona que no participo en el diseño intenta hacerla sobre el prototipo sin que nadie le explique nada, mientras usted cuenta cuantos clics necesito, donde dudo y donde se equivoco.</w:t>
+      </w:r>
+    </w:p>
+    <w:p>
+      <w:pPr>
+        <w:pStyle w:val="ListBullet2"/>
+      </w:pPr>
+      <w:r>
+        <w:rPr>
+          <w:b w:val="0"/>
+          <w:color w:val="4A4A49"/>
+          <w:sz w:val="22"/>
+        </w:rPr>
+        <w:t>La variante de bolsillo es la prueba de pasillo: se le pide a tres compañeros de otro grupo que lo intenten y se anota, sin defenderse ni explicar.</w:t>
+      </w:r>
+    </w:p>
+    <w:p>
+      <w:pPr>
+        <w:pStyle w:val="ListBullet2"/>
+      </w:pPr>
+      <w:r>
+        <w:rPr>
+          <w:b w:val="0"/>
+          <w:color w:val="4A4A49"/>
+          <w:sz w:val="22"/>
+        </w:rPr>
+        <w:t>Para la clinica hay que evaluar pensando en la usuaria real, que es la recepcionista de la clinica: no es experta en computadores, escribe lento, contesta el telefono mientras registra y tiene un perro ladrando al lado.</w:t>
+      </w:r>
+    </w:p>
+    <w:p>
+      <w:pPr>
+        <w:pStyle w:val="ListBullet2"/>
+      </w:pPr>
+      <w:r>
+        <w:rPr>
+          <w:b w:val="0"/>
+          <w:color w:val="4A4A49"/>
+          <w:sz w:val="22"/>
+        </w:rPr>
+        <w:t>NOTAS:</w:t>
       </w:r>
     </w:p>
     <w:p>
@@ -428,60 +961,6 @@
           <w:sz w:val="22"/>
         </w:rPr>
         <w:t>Eso obliga a decisiones de diseño concretas: letra grande, pocos campos obligatorios, nada de scroll interminable, tolerancia a la interrupcion para que si la llaman y vuelve en tres minutos no haya perdido lo escrito, y mensajes en lenguaje de clinica y no de sistemas, es decir Esta mascota ya tiene ficha en la clinica y no Violacion de restriccion de unicidad.</w:t>
-      </w:r>
-    </w:p>
-    <w:p>
-      <w:r>
-        <w:rPr>
-          <w:b/>
-          <w:color w:val="4A4A49"/>
-          <w:sz w:val="22"/>
-        </w:rPr>
-        <w:t>Una interfaz se puede evaluar sin programarla, y esa es una de las... (2/2)</w:t>
-      </w:r>
-      <w:r>
-        <w:rPr>
-          <w:b w:val="0"/>
-          <w:color w:val="4A4A49"/>
-          <w:sz w:val="22"/>
-        </w:rPr>
-        <w:t xml:space="preserve"> — 2 vinetas.</w:t>
-      </w:r>
-    </w:p>
-    <w:p>
-      <w:r>
-        <w:rPr>
-          <w:b/>
-          <w:color w:val="4A4A49"/>
-          <w:sz w:val="22"/>
-        </w:rPr>
-        <w:t>El mapa de navegacion del prototipo</w:t>
-      </w:r>
-      <w:r>
-        <w:rPr>
-          <w:b w:val="0"/>
-          <w:color w:val="4A4A49"/>
-          <w:sz w:val="22"/>
-        </w:rPr>
-        <w:t xml:space="preserve"> — 14 vinetas.</w:t>
-      </w:r>
-    </w:p>
-    <w:p>
-      <w:r>
-        <w:rPr>
-          <w:b/>
-          <w:color w:val="4A4A49"/>
-          <w:sz w:val="22"/>
-        </w:rPr>
-        <w:t>La tabla de anotaciones del wireframe</w:t>
-      </w:r>
-      <w:r>
-        <w:rPr>
-          <w:b w:val="0"/>
-          <w:color w:val="4A4A49"/>
-          <w:sz w:val="22"/>
-        </w:rPr>
-        <w:t xml:space="preserve"> — 10 vinetas.</w:t>
       </w:r>
     </w:p>
     <w:p>

--- a/Seminario de Sistemas/Kit docente/Clase 13/Guion Docente Clase 13 - Diseño de interfaces.docx
+++ b/Seminario de Sistemas/Kit docente/Clase 13/Guion Docente Clase 13 - Diseño de interfaces.docx
@@ -680,7 +680,7 @@
           <w:color w:val="4A4A49"/>
           <w:sz w:val="22"/>
         </w:rPr>
-        <w:t xml:space="preserve"> — 14 vinetas.</w:t>
+        <w:t xml:space="preserve"> — 11 vinetas.</w:t>
       </w:r>
     </w:p>
     <w:p>
@@ -698,7 +698,7 @@
           <w:color w:val="4A4A49"/>
           <w:sz w:val="22"/>
         </w:rPr>
-        <w:t xml:space="preserve"> — 14 vinetas.</w:t>
+        <w:t xml:space="preserve"> — 15 vinetas.</w:t>
       </w:r>
     </w:p>
     <w:p>

--- a/Seminario de Sistemas/Kit docente/Clase 13/Guion Docente Clase 13 - Diseño de interfaces.docx
+++ b/Seminario de Sistemas/Kit docente/Clase 13/Guion Docente Clase 13 - Diseño de interfaces.docx
@@ -649,7 +649,7 @@
           <w:color w:val="4A4A49"/>
           <w:sz w:val="22"/>
         </w:rPr>
-        <w:t>Y ahi la respuesta de diseño es mostrar en la lista de resultados la especie, la edad y el nombre del dueño para poder desambiguar de un vistazo.</w:t>
+        <w:t>Y ahi la respuesta de diseño es mostrar en la lista de resultados la especie, la edad y el nombre del dueño para poder distinguirlas de un vistazo.</w:t>
       </w:r>
     </w:p>
     <w:p>
@@ -1256,7 +1256,7 @@
           <w:color w:val="4A4A49"/>
           <w:sz w:val="22"/>
         </w:rPr>
-        <w:t>Paso 3. Diseñen la pantalla Buscar expediente resolviendo explicitamente el caso de resultados multiples: definan los tres criterios de busqueda, las columnas de la lista de resultados que permiten desambiguar y el mensaje exacto que se muestra cuando no hay ningun resultado.</w:t>
+        <w:t>Paso 3. Diseñen la pantalla Buscar expediente resolviendo explicitamente el caso de resultados multiples: definan los tres criterios de busqueda, las columnas de la lista de resultados que permiten distinguir una de otra y el mensaje exacto que se muestra cuando no hay ningun resultado.</w:t>
       </w:r>
     </w:p>
     <w:p>
